--- a/甜品店备品手册.docx
+++ b/甜品店备品手册.docx
@@ -1624,7 +1624,7 @@
                 <w:sz w:val="20"/>
                 <w:szCs w:val="20"/>
               </w:rPr>
-              <w:t xml:space="preserve">CMJ</w:t>
+              <w:t xml:space="preserve">CMJ 椰芒汁</w:t>
             </w:r>
           </w:p>
         </w:tc>
@@ -1684,7 +1684,7 @@
                 <w:sz w:val="20"/>
                 <w:szCs w:val="20"/>
               </w:rPr>
-              <w:t xml:space="preserve">TM</w:t>
+              <w:t xml:space="preserve">TM 芋奶</w:t>
             </w:r>
           </w:p>
         </w:tc>
@@ -2030,67 +2030,67 @@
                 <w:sz w:val="20"/>
                 <w:szCs w:val="20"/>
               </w:rPr>
-              <w:t xml:space="preserve">EWS</w:t>
-            </w:r>
-          </w:p>
-        </w:tc>
-        <w:tc>
-          <w:tcPr>
-            <w:tcW w:type="dxa" w:w="6200"/>
-            <w:tcBorders>
-              <w:top w:val="single" w:color="AAAAAA" w:sz="4"/>
-              <w:left w:val="single" w:color="AAAAAA" w:sz="4"/>
-              <w:bottom w:val="single" w:color="AAAAAA" w:sz="4"/>
-              <w:right w:val="single" w:color="AAAAAA" w:sz="4"/>
-            </w:tcBorders>
-            <w:shd w:fill="F5F5F5" w:val="clear"/>
-            <w:tcMar>
-              <w:top w:type="dxa" w:w="80"/>
-              <w:left w:type="dxa" w:w="120"/>
-              <w:bottom w:type="dxa" w:w="80"/>
-              <w:right w:type="dxa" w:w="120"/>
-            </w:tcMar>
-          </w:tcPr>
-          <w:p>
-            <w:r>
-              <w:rPr>
-                <w:rFonts w:ascii="Arial" w:cs="Arial" w:eastAsia="Arial" w:hAnsi="Arial"/>
-                <w:sz w:val="20"/>
-                <w:szCs w:val="20"/>
-              </w:rPr>
-              <w:t xml:space="preserve">&lt; 0.5（一份偏少）</w:t>
-            </w:r>
-          </w:p>
-        </w:tc>
-      </w:tr>
-      <w:tr>
-        <w:tc>
-          <w:tcPr>
-            <w:tcW w:type="dxa" w:w="2800"/>
-            <w:tcBorders>
-              <w:top w:val="single" w:color="AAAAAA" w:sz="4"/>
-              <w:left w:val="single" w:color="AAAAAA" w:sz="4"/>
-              <w:bottom w:val="single" w:color="AAAAAA" w:sz="4"/>
-              <w:right w:val="single" w:color="AAAAAA" w:sz="4"/>
-            </w:tcBorders>
-            <w:shd w:fill="FFFFFF" w:val="clear"/>
-            <w:tcMar>
-              <w:top w:type="dxa" w:w="80"/>
-              <w:left w:type="dxa" w:w="120"/>
-              <w:bottom w:type="dxa" w:w="80"/>
-              <w:right w:type="dxa" w:w="120"/>
-            </w:tcMar>
-          </w:tcPr>
-          <w:p>
-            <w:r>
-              <w:rPr>
-                <w:rFonts w:ascii="Arial" w:cs="Arial" w:eastAsia="Arial" w:hAnsi="Arial"/>
-                <w:b/>
-                <w:bCs/>
-                <w:sz w:val="20"/>
-                <w:szCs w:val="20"/>
-              </w:rPr>
-              <w:t xml:space="preserve">WS</w:t>
+              <w:t xml:space="preserve">EWS Egg Waffle Sauce</w:t>
+            </w:r>
+          </w:p>
+        </w:tc>
+        <w:tc>
+          <w:tcPr>
+            <w:tcW w:type="dxa" w:w="6200"/>
+            <w:tcBorders>
+              <w:top w:val="single" w:color="AAAAAA" w:sz="4"/>
+              <w:left w:val="single" w:color="AAAAAA" w:sz="4"/>
+              <w:bottom w:val="single" w:color="AAAAAA" w:sz="4"/>
+              <w:right w:val="single" w:color="AAAAAA" w:sz="4"/>
+            </w:tcBorders>
+            <w:shd w:fill="F5F5F5" w:val="clear"/>
+            <w:tcMar>
+              <w:top w:type="dxa" w:w="80"/>
+              <w:left w:type="dxa" w:w="120"/>
+              <w:bottom w:type="dxa" w:w="80"/>
+              <w:right w:type="dxa" w:w="120"/>
+            </w:tcMar>
+          </w:tcPr>
+          <w:p>
+            <w:r>
+              <w:rPr>
+                <w:rFonts w:ascii="Arial" w:cs="Arial" w:eastAsia="Arial" w:hAnsi="Arial"/>
+                <w:sz w:val="20"/>
+                <w:szCs w:val="20"/>
+              </w:rPr>
+              <w:t xml:space="preserve">&lt; 0.5，一份偏少</w:t>
+            </w:r>
+          </w:p>
+        </w:tc>
+      </w:tr>
+      <w:tr>
+        <w:tc>
+          <w:tcPr>
+            <w:tcW w:type="dxa" w:w="2800"/>
+            <w:tcBorders>
+              <w:top w:val="single" w:color="AAAAAA" w:sz="4"/>
+              <w:left w:val="single" w:color="AAAAAA" w:sz="4"/>
+              <w:bottom w:val="single" w:color="AAAAAA" w:sz="4"/>
+              <w:right w:val="single" w:color="AAAAAA" w:sz="4"/>
+            </w:tcBorders>
+            <w:shd w:fill="FFFFFF" w:val="clear"/>
+            <w:tcMar>
+              <w:top w:type="dxa" w:w="80"/>
+              <w:left w:type="dxa" w:w="120"/>
+              <w:bottom w:type="dxa" w:w="80"/>
+              <w:right w:type="dxa" w:w="120"/>
+            </w:tcMar>
+          </w:tcPr>
+          <w:p>
+            <w:r>
+              <w:rPr>
+                <w:rFonts w:ascii="Arial" w:cs="Arial" w:eastAsia="Arial" w:hAnsi="Arial"/>
+                <w:b/>
+                <w:bCs/>
+                <w:sz w:val="20"/>
+                <w:szCs w:val="20"/>
+              </w:rPr>
+              <w:t xml:space="preserve">WS Waffle Sauce</w:t>
             </w:r>
           </w:p>
         </w:tc>
@@ -2210,7 +2210,7 @@
                 <w:sz w:val="20"/>
                 <w:szCs w:val="20"/>
               </w:rPr>
-              <w:t xml:space="preserve">MTJ</w:t>
+              <w:t xml:space="preserve">MTJ 奶茶冻</w:t>
             </w:r>
           </w:p>
         </w:tc>
@@ -2270,7 +2270,7 @@
                 <w:sz w:val="20"/>
                 <w:szCs w:val="20"/>
               </w:rPr>
-              <w:t xml:space="preserve">SJ</w:t>
+              <w:t xml:space="preserve">SJ 草莓酱</w:t>
             </w:r>
           </w:p>
         </w:tc>
@@ -2510,7 +2510,7 @@
                 <w:sz w:val="20"/>
                 <w:szCs w:val="20"/>
               </w:rPr>
-              <w:t xml:space="preserve">PPP</w:t>
+              <w:t xml:space="preserve">PPP 紫薯泥</w:t>
             </w:r>
           </w:p>
         </w:tc>
@@ -2930,7 +2930,7 @@
                 <w:sz w:val="20"/>
                 <w:szCs w:val="20"/>
               </w:rPr>
-              <w:t xml:space="preserve">GMT 绿奶茶</w:t>
+              <w:t xml:space="preserve">GMT 绿奶茶（Taro Milk）</w:t>
             </w:r>
           </w:p>
         </w:tc>
@@ -3696,7 +3696,7 @@
                 <w:sz w:val="20"/>
                 <w:szCs w:val="20"/>
               </w:rPr>
-              <w:t xml:space="preserve">WS</w:t>
+              <w:t xml:space="preserve">WS 白蜜糖</w:t>
             </w:r>
           </w:p>
         </w:tc>
@@ -6949,7 +6949,7 @@
           <w:sz w:val="28"/>
           <w:szCs w:val="28"/>
         </w:rPr>
-        <w:t xml:space="preserve">二、糖水类（Sugar Syrups）</w:t>
+        <w:t xml:space="preserve">三、糖水类（Sugar Syrups）</w:t>
       </w:r>
     </w:p>
     <w:p>
@@ -7511,6 +7511,352 @@
                 <w:szCs w:val="20"/>
               </w:rPr>
               <w:t xml:space="preserve">混合均匀</w:t>
+            </w:r>
+          </w:p>
+        </w:tc>
+      </w:tr>
+    </w:tbl>
+    <w:p>
+      <w:pPr>
+        <w:spacing w:after="0" w:before="0"/>
+      </w:pPr>
+      <w:r>
+        <w:t xml:space="preserve"/>
+      </w:r>
+    </w:p>
+    <w:p>
+      <w:pPr>
+        <w:pStyle w:val="Heading2"/>
+        <w:spacing w:after="80" w:before="240"/>
+      </w:pPr>
+      <w:r>
+        <w:rPr>
+          <w:rFonts w:ascii="Arial" w:cs="Arial" w:eastAsia="Arial" w:hAnsi="Arial"/>
+          <w:b/>
+          <w:bCs/>
+          <w:color w:val="2E75B6"/>
+          <w:sz w:val="24"/>
+          <w:szCs w:val="24"/>
+        </w:rPr>
+        <w:t xml:space="preserve">3. 白蜜糖（White Sugar Syrup / WS）</w:t>
+      </w:r>
+    </w:p>
+    <w:tbl>
+      <w:tblPr>
+        <w:tblW w:type="dxa" w:w="9000"/>
+        <w:tblBorders>
+          <w:top w:val="single" w:color="auto" w:sz="4"/>
+          <w:left w:val="single" w:color="auto" w:sz="4"/>
+          <w:bottom w:val="single" w:color="auto" w:sz="4"/>
+          <w:right w:val="single" w:color="auto" w:sz="4"/>
+          <w:insideH w:val="single" w:color="auto" w:sz="4"/>
+          <w:insideV w:val="single" w:color="auto" w:sz="4"/>
+        </w:tblBorders>
+      </w:tblPr>
+      <w:tblGrid>
+        <w:gridCol w:w="2800"/>
+        <w:gridCol w:w="6200"/>
+      </w:tblGrid>
+      <w:tr>
+        <w:tc>
+          <w:tcPr>
+            <w:tcW w:type="dxa" w:w="2800"/>
+            <w:tcBorders>
+              <w:top w:val="single" w:color="AAAAAA" w:sz="4"/>
+              <w:left w:val="single" w:color="AAAAAA" w:sz="4"/>
+              <w:bottom w:val="single" w:color="AAAAAA" w:sz="4"/>
+              <w:right w:val="single" w:color="AAAAAA" w:sz="4"/>
+            </w:tcBorders>
+            <w:shd w:fill="D6E4F0" w:val="clear"/>
+            <w:tcMar>
+              <w:top w:type="dxa" w:w="80"/>
+              <w:left w:type="dxa" w:w="120"/>
+              <w:bottom w:type="dxa" w:w="80"/>
+              <w:right w:type="dxa" w:w="120"/>
+            </w:tcMar>
+          </w:tcPr>
+          <w:p>
+            <w:r>
+              <w:rPr>
+                <w:rFonts w:ascii="Arial" w:cs="Arial" w:eastAsia="Arial" w:hAnsi="Arial"/>
+                <w:b/>
+                <w:bCs/>
+                <w:color w:val="1F4E79"/>
+                <w:sz w:val="20"/>
+                <w:szCs w:val="20"/>
+              </w:rPr>
+              <w:t xml:space="preserve">项目</w:t>
+            </w:r>
+          </w:p>
+        </w:tc>
+        <w:tc>
+          <w:tcPr>
+            <w:tcW w:type="dxa" w:w="6200"/>
+            <w:tcBorders>
+              <w:top w:val="single" w:color="AAAAAA" w:sz="4"/>
+              <w:left w:val="single" w:color="AAAAAA" w:sz="4"/>
+              <w:bottom w:val="single" w:color="AAAAAA" w:sz="4"/>
+              <w:right w:val="single" w:color="AAAAAA" w:sz="4"/>
+            </w:tcBorders>
+            <w:shd w:fill="D6E4F0" w:val="clear"/>
+            <w:tcMar>
+              <w:top w:type="dxa" w:w="80"/>
+              <w:left w:type="dxa" w:w="120"/>
+              <w:bottom w:type="dxa" w:w="80"/>
+              <w:right w:type="dxa" w:w="120"/>
+            </w:tcMar>
+          </w:tcPr>
+          <w:p>
+            <w:r>
+              <w:rPr>
+                <w:rFonts w:ascii="Arial" w:cs="Arial" w:eastAsia="Arial" w:hAnsi="Arial"/>
+                <w:b/>
+                <w:bCs/>
+                <w:color w:val="1F4E79"/>
+                <w:sz w:val="20"/>
+                <w:szCs w:val="20"/>
+              </w:rPr>
+              <w:t xml:space="preserve">内容</w:t>
+            </w:r>
+          </w:p>
+        </w:tc>
+      </w:tr>
+      <w:tr>
+        <w:tc>
+          <w:tcPr>
+            <w:tcW w:type="dxa" w:w="2800"/>
+            <w:tcBorders>
+              <w:top w:val="single" w:color="AAAAAA" w:sz="4"/>
+              <w:left w:val="single" w:color="AAAAAA" w:sz="4"/>
+              <w:bottom w:val="single" w:color="AAAAAA" w:sz="4"/>
+              <w:right w:val="single" w:color="AAAAAA" w:sz="4"/>
+            </w:tcBorders>
+            <w:shd w:fill="F5F5F5" w:val="clear"/>
+            <w:tcMar>
+              <w:top w:type="dxa" w:w="80"/>
+              <w:left w:type="dxa" w:w="120"/>
+              <w:bottom w:type="dxa" w:w="80"/>
+              <w:right w:type="dxa" w:w="120"/>
+            </w:tcMar>
+          </w:tcPr>
+          <w:p>
+            <w:r>
+              <w:rPr>
+                <w:rFonts w:ascii="Arial" w:cs="Arial" w:eastAsia="Arial" w:hAnsi="Arial"/>
+                <w:b/>
+                <w:bCs/>
+                <w:sz w:val="20"/>
+                <w:szCs w:val="20"/>
+              </w:rPr>
+              <w:t xml:space="preserve">保质期</w:t>
+            </w:r>
+          </w:p>
+        </w:tc>
+        <w:tc>
+          <w:tcPr>
+            <w:tcW w:type="dxa" w:w="6200"/>
+            <w:tcBorders>
+              <w:top w:val="single" w:color="AAAAAA" w:sz="4"/>
+              <w:left w:val="single" w:color="AAAAAA" w:sz="4"/>
+              <w:bottom w:val="single" w:color="AAAAAA" w:sz="4"/>
+              <w:right w:val="single" w:color="AAAAAA" w:sz="4"/>
+            </w:tcBorders>
+            <w:shd w:fill="F5F5F5" w:val="clear"/>
+            <w:tcMar>
+              <w:top w:type="dxa" w:w="80"/>
+              <w:left w:type="dxa" w:w="120"/>
+              <w:bottom w:type="dxa" w:w="80"/>
+              <w:right w:type="dxa" w:w="120"/>
+            </w:tcMar>
+          </w:tcPr>
+          <w:p>
+            <w:r>
+              <w:rPr>
+                <w:rFonts w:ascii="Arial" w:cs="Arial" w:eastAsia="Arial" w:hAnsi="Arial"/>
+                <w:sz w:val="20"/>
+                <w:szCs w:val="20"/>
+              </w:rPr>
+              <w:t xml:space="preserve">2 天</w:t>
+            </w:r>
+          </w:p>
+        </w:tc>
+      </w:tr>
+      <w:tr>
+        <w:tc>
+          <w:tcPr>
+            <w:tcW w:type="dxa" w:w="2800"/>
+            <w:tcBorders>
+              <w:top w:val="single" w:color="AAAAAA" w:sz="4"/>
+              <w:left w:val="single" w:color="AAAAAA" w:sz="4"/>
+              <w:bottom w:val="single" w:color="AAAAAA" w:sz="4"/>
+              <w:right w:val="single" w:color="AAAAAA" w:sz="4"/>
+            </w:tcBorders>
+            <w:shd w:fill="FFFFFF" w:val="clear"/>
+            <w:tcMar>
+              <w:top w:type="dxa" w:w="80"/>
+              <w:left w:type="dxa" w:w="120"/>
+              <w:bottom w:type="dxa" w:w="80"/>
+              <w:right w:type="dxa" w:w="120"/>
+            </w:tcMar>
+          </w:tcPr>
+          <w:p>
+            <w:r>
+              <w:rPr>
+                <w:rFonts w:ascii="Arial" w:cs="Arial" w:eastAsia="Arial" w:hAnsi="Arial"/>
+                <w:b/>
+                <w:bCs/>
+                <w:sz w:val="20"/>
+                <w:szCs w:val="20"/>
+              </w:rPr>
+              <w:t xml:space="preserve">材料</w:t>
+            </w:r>
+          </w:p>
+        </w:tc>
+        <w:tc>
+          <w:tcPr>
+            <w:tcW w:type="dxa" w:w="6200"/>
+            <w:tcBorders>
+              <w:top w:val="single" w:color="AAAAAA" w:sz="4"/>
+              <w:left w:val="single" w:color="AAAAAA" w:sz="4"/>
+              <w:bottom w:val="single" w:color="AAAAAA" w:sz="4"/>
+              <w:right w:val="single" w:color="AAAAAA" w:sz="4"/>
+            </w:tcBorders>
+            <w:shd w:fill="FFFFFF" w:val="clear"/>
+            <w:tcMar>
+              <w:top w:type="dxa" w:w="80"/>
+              <w:left w:type="dxa" w:w="120"/>
+              <w:bottom w:type="dxa" w:w="80"/>
+              <w:right w:type="dxa" w:w="120"/>
+            </w:tcMar>
+          </w:tcPr>
+          <w:p>
+            <w:r>
+              <w:rPr>
+                <w:rFonts w:ascii="Arial" w:cs="Arial" w:eastAsia="Arial" w:hAnsi="Arial"/>
+                <w:sz w:val="20"/>
+                <w:szCs w:val="20"/>
+              </w:rPr>
+              <w:t xml:space="preserve">热水 2000 ml + 白糖 2750 g</w:t>
+            </w:r>
+          </w:p>
+        </w:tc>
+      </w:tr>
+      <w:tr>
+        <w:tc>
+          <w:tcPr>
+            <w:tcW w:type="dxa" w:w="2800"/>
+            <w:tcBorders>
+              <w:top w:val="single" w:color="AAAAAA" w:sz="4"/>
+              <w:left w:val="single" w:color="AAAAAA" w:sz="4"/>
+              <w:bottom w:val="single" w:color="AAAAAA" w:sz="4"/>
+              <w:right w:val="single" w:color="AAAAAA" w:sz="4"/>
+            </w:tcBorders>
+            <w:shd w:fill="F5F5F5" w:val="clear"/>
+            <w:tcMar>
+              <w:top w:type="dxa" w:w="80"/>
+              <w:left w:type="dxa" w:w="120"/>
+              <w:bottom w:type="dxa" w:w="80"/>
+              <w:right w:type="dxa" w:w="120"/>
+            </w:tcMar>
+          </w:tcPr>
+          <w:p>
+            <w:r>
+              <w:rPr>
+                <w:rFonts w:ascii="Arial" w:cs="Arial" w:eastAsia="Arial" w:hAnsi="Arial"/>
+                <w:b/>
+                <w:bCs/>
+                <w:sz w:val="20"/>
+                <w:szCs w:val="20"/>
+              </w:rPr>
+              <w:t xml:space="preserve">做法</w:t>
+            </w:r>
+          </w:p>
+        </w:tc>
+        <w:tc>
+          <w:tcPr>
+            <w:tcW w:type="dxa" w:w="6200"/>
+            <w:tcBorders>
+              <w:top w:val="single" w:color="AAAAAA" w:sz="4"/>
+              <w:left w:val="single" w:color="AAAAAA" w:sz="4"/>
+              <w:bottom w:val="single" w:color="AAAAAA" w:sz="4"/>
+              <w:right w:val="single" w:color="AAAAAA" w:sz="4"/>
+            </w:tcBorders>
+            <w:shd w:fill="F5F5F5" w:val="clear"/>
+            <w:tcMar>
+              <w:top w:type="dxa" w:w="80"/>
+              <w:left w:type="dxa" w:w="120"/>
+              <w:bottom w:type="dxa" w:w="80"/>
+              <w:right w:type="dxa" w:w="120"/>
+            </w:tcMar>
+          </w:tcPr>
+          <w:p>
+            <w:r>
+              <w:rPr>
+                <w:rFonts w:ascii="Arial" w:cs="Arial" w:eastAsia="Arial" w:hAnsi="Arial"/>
+                <w:sz w:val="20"/>
+                <w:szCs w:val="20"/>
+              </w:rPr>
+              <w:t xml:space="preserve">混合煮沸</w:t>
+            </w:r>
+          </w:p>
+        </w:tc>
+      </w:tr>
+      <w:tr>
+        <w:tc>
+          <w:tcPr>
+            <w:tcW w:type="dxa" w:w="2800"/>
+            <w:tcBorders>
+              <w:top w:val="single" w:color="AAAAAA" w:sz="4"/>
+              <w:left w:val="single" w:color="AAAAAA" w:sz="4"/>
+              <w:bottom w:val="single" w:color="AAAAAA" w:sz="4"/>
+              <w:right w:val="single" w:color="AAAAAA" w:sz="4"/>
+            </w:tcBorders>
+            <w:shd w:fill="FFFFFF" w:val="clear"/>
+            <w:tcMar>
+              <w:top w:type="dxa" w:w="80"/>
+              <w:left w:type="dxa" w:w="120"/>
+              <w:bottom w:type="dxa" w:w="80"/>
+              <w:right w:type="dxa" w:w="120"/>
+            </w:tcMar>
+          </w:tcPr>
+          <w:p>
+            <w:r>
+              <w:rPr>
+                <w:rFonts w:ascii="Arial" w:cs="Arial" w:eastAsia="Arial" w:hAnsi="Arial"/>
+                <w:b/>
+                <w:bCs/>
+                <w:sz w:val="20"/>
+                <w:szCs w:val="20"/>
+              </w:rPr>
+              <w:t xml:space="preserve">用途</w:t>
+            </w:r>
+          </w:p>
+        </w:tc>
+        <w:tc>
+          <w:tcPr>
+            <w:tcW w:type="dxa" w:w="6200"/>
+            <w:tcBorders>
+              <w:top w:val="single" w:color="AAAAAA" w:sz="4"/>
+              <w:left w:val="single" w:color="AAAAAA" w:sz="4"/>
+              <w:bottom w:val="single" w:color="AAAAAA" w:sz="4"/>
+              <w:right w:val="single" w:color="AAAAAA" w:sz="4"/>
+            </w:tcBorders>
+            <w:shd w:fill="FFFFFF" w:val="clear"/>
+            <w:tcMar>
+              <w:top w:type="dxa" w:w="80"/>
+              <w:left w:type="dxa" w:w="120"/>
+              <w:bottom w:type="dxa" w:w="80"/>
+              <w:right w:type="dxa" w:w="120"/>
+            </w:tcMar>
+          </w:tcPr>
+          <w:p>
+            <w:r>
+              <w:rPr>
+                <w:rFonts w:ascii="Arial" w:cs="Arial" w:eastAsia="Arial" w:hAnsi="Arial"/>
+                <w:sz w:val="20"/>
+                <w:szCs w:val="20"/>
+              </w:rPr>
+              <w:t xml:space="preserve">西米露（Sago）存放用</w:t>
             </w:r>
           </w:p>
         </w:tc>
@@ -12730,7 +13076,7 @@
                 <w:sz w:val="20"/>
                 <w:szCs w:val="20"/>
               </w:rPr>
-              <w:t xml:space="preserve">导入 WS</w:t>
+              <w:t xml:space="preserve">导入白蜜糖（WS）</w:t>
             </w:r>
           </w:p>
         </w:tc>

--- a/甜品店备品手册.docx
+++ b/甜品店备品手册.docx
@@ -546,7 +546,7 @@
                 <w:sz w:val="20"/>
                 <w:szCs w:val="20"/>
               </w:rPr>
-              <w:t xml:space="preserve">煮芋圆 &amp; Taro Rice Ball：5000 ml 水，煮到飘起</w:t>
+              <w:t xml:space="preserve">煮 Rice Ball &amp; Taro Rice Ball：5000 ml 水，煮到飘起</w:t>
             </w:r>
           </w:p>
         </w:tc>
